--- a/documents/Auto_FNOL_Triage_Design_Document.docx
+++ b/documents/Auto_FNOL_Triage_Design_Document.docx
@@ -32,7 +32,7 @@
           <w:color w:val="808080"/>
           <w:sz w:val="20"/>
         </w:rPr>
-        <w:t>Target tenant: sagarbathe@mngenvmcap146722.onmicrosoft.com</w:t>
+        <w:t>Target tenant: &lt;your Power Platform / Microsoft 365 tenant&gt;</w:t>
       </w:r>
     </w:p>
     <w:p/>
@@ -708,7 +708,7 @@
     </w:p>
     <w:p>
       <w:r>
-        <w:t>Implementation status: DA_AutoFNOL_Ontology (ID f4f24b3a-8cb2-4f33-88ad-04ba57d8be8a) in workspace WS_AutoFNOL queries the AutoFNOL_Ontology graph model, not raw lakehouse tables. The previously missing Claim-to-Adjuster assignedToAdjuster relationship has been added at both the ontology and graph-model levels, and the data agent instructions/few-shot examples were updated accordingly.</w:t>
+        <w:t>Implementation status: the Fabric Data Agent (DA_AutoFNOL_Ontology, deployed per-tenant with its own generated ID) in your Fabric workspace queries the AutoFNOL_Ontology graph model, not raw lakehouse tables. The previously missing Claim-to-Adjuster assignedToAdjuster relationship has been added at both the ontology and graph-model levels, and the data agent instructions/few-shot examples were updated accordingly.</w:t>
       </w:r>
     </w:p>
     <w:p>
@@ -838,12 +838,12 @@
     </w:p>
     <w:p>
       <w:r>
-        <w:t>Documents are maintained locally in foundry\kb_docs\*.md (5 markdown files), chunked/embedded by foundry\build_search_index.py using text-embedding-ada-002 on sbazureaimodels, and indexed into Azure AI Search service sb-aisearch01 / index auto-fnol-kb-index with mergeOrUpload semantics. The actual indexed content can be browsed in Azure Portal &gt; sb-aisearch01 &gt; Indexes &gt; auto-fnol-kb-index &gt; Search explorer.</w:t>
+        <w:t>Documents are maintained locally in foundry\kb_docs\*.md (5 markdown files), chunked/embedded by foundry\build_search_index.py using text-embedding-ada-002 on your Azure OpenAI/Foundry resource, and indexed into your Azure AI Search service / index auto-fnol-kb-index with mergeOrUpload semantics. The actual indexed content can be browsed in Azure Portal &gt; &lt;your Azure AI Search service&gt; &gt; Indexes &gt; auto-fnol-kb-index &gt; Search explorer.</w:t>
       </w:r>
     </w:p>
     <w:p>
       <w:r>
-        <w:t>The knowledge agent is Auto-FNOL-Knowledge-Agent in Foundry project sbazureaimodels-project01 on resource sbazureaimodels (westus3). It uses the newer PromptAgentDefinition pattern with a single MCP tool pointed at knowledge base ks-auto-fnol-kb-index on Azure AI Search service sb-aisearch01, with allowed_tools limited to knowledge_base_retrieve and api-version=2025-11-01-preview. retrievalReasoningEffort was tuned from minimal to medium, and the gpt-5-mini deployment capacity on sbazureaimodels was raised from 10K to 50K TPM to prevent 429 throttling under load.</w:t>
+        <w:t>The knowledge agent is Auto-FNOL-Knowledge-Agent in your Azure AI Foundry project. It uses the newer PromptAgentDefinition pattern with a single MCP tool pointed at knowledge base ks-auto-fnol-kb-index on your Azure AI Search service, with allowed_tools limited to knowledge_base_retrieve and api-version=2025-11-01-preview. retrievalReasoningEffort was tuned from minimal to medium, and the gpt-5-mini deployment capacity was raised from 10K to 50K TPM to prevent 429 throttling under load.</w:t>
       </w:r>
     </w:p>
     <w:p>
@@ -1052,7 +1052,7 @@
     </w:p>
     <w:p>
       <w:r>
-        <w:t>A Power Automate flow with an Outlook “When a new email arrives” trigger (scoped to the FNOL intake mailbox) parses the email body/attachments, extracts claim parameters (policy number, date of loss, description, photos), and invokes the Copilot Studio Agent.</w:t>
+        <w:t>The FNOL Email Intake Trigger Power Automate flow (implemented in copilotstudio/AutoFNOLAgent_solution/) watches a monitored Outlook mailbox folder via a When a new email arrives (V3) trigger, calls the Auto FNOL Triage Agent (safnol_AutoFNOLTriageAgent) directly via ExecuteCopilotAsyncV2 to (a) flag severity/urgency indicators (injury, total loss, fire, hit-and-run, etc.) and (b) independently screen the raw email narrative for SIU fraud red flags (reporting delay, no police report, vague cause, no witnesses, claimed total loss) - reasoning over the email text only, without calling any Fabric IQ or Foundry IQ tools, since the flow runs unattended with no interactively signed-in user to satisfy connection/auth prompts those tools may require. It then posts a Teams notification summarizing the assessment and any red flags identified, surfacing potential fraud signals at intake time rather than only when an adjuster later asks the agent directly.</w:t>
       </w:r>
     </w:p>
     <w:p>
